--- a/otziv.docx
+++ b/otziv.docx
@@ -729,8 +729,6 @@
         </w:rPr>
         <w:t>ития (автоматическая навигация</w:t>
       </w:r>
-      <w:bookmarkStart w:id="0" w:name="_GoBack"/>
-      <w:bookmarkEnd w:id="0"/>
       <w:r>
         <w:rPr>
           <w:rFonts w:ascii="Times New Roman" w:hAnsi="Times New Roman" w:cs="Times New Roman"/>
@@ -907,7 +905,17 @@
           <w:sz w:val="26"/>
           <w:szCs w:val="26"/>
         </w:rPr>
-        <w:t>Общая доля заимствований из общедоступных сетевых источников составляет менее 10%, что соответствует требованиям, предъявляемым к магистерским диссертациям.</w:t>
+        <w:t xml:space="preserve">Общая доля заимствований из общедоступных сетевых источников </w:t>
+      </w:r>
+      <w:bookmarkStart w:id="0" w:name="_GoBack"/>
+      <w:bookmarkEnd w:id="0"/>
+      <w:r>
+        <w:rPr>
+          <w:rFonts w:ascii="Times New Roman" w:hAnsi="Times New Roman" w:cs="Times New Roman"/>
+          <w:sz w:val="26"/>
+          <w:szCs w:val="26"/>
+        </w:rPr>
+        <w:t>соответствует требованиям, предъявляемым к магистерским диссертациям.</w:t>
       </w:r>
     </w:p>
     <w:p>
@@ -1314,8 +1322,8 @@
       <w:bookmarkEnd w:id="3"/>
     </w:p>
     <w:sectPr>
-      <w:footerReference w:type="even" r:id="rId5"/>
-      <w:footerReference w:type="default" r:id="rId6"/>
+      <w:footerReference w:type="even" r:id="rId7"/>
+      <w:footerReference w:type="default" r:id="rId8"/>
       <w:pgSz w:w="11906" w:h="16838"/>
       <w:pgMar w:top="1134" w:right="851" w:bottom="1418" w:left="1701" w:header="709" w:footer="709" w:gutter="0"/>
       <w:cols w:space="708"/>
@@ -1324,6 +1332,25 @@
     </w:sectPr>
   </w:body>
 </w:document>
+</file>
+
+<file path=word/endnotes.xml><?xml version="1.0" encoding="utf-8"?>
+<w:endnotes xmlns:wpc="http://schemas.microsoft.com/office/word/2010/wordprocessingCanvas" xmlns:mc="http://schemas.openxmlformats.org/markup-compatibility/2006" xmlns:o="urn:schemas-microsoft-com:office:office" xmlns:r="http://schemas.openxmlformats.org/officeDocument/2006/relationships" xmlns:m="http://schemas.openxmlformats.org/officeDocument/2006/math" xmlns:v="urn:schemas-microsoft-com:vml" xmlns:wp14="http://schemas.microsoft.com/office/word/2010/wordprocessingDrawing" xmlns:wp="http://schemas.openxmlformats.org/drawingml/2006/wordprocessingDrawing" xmlns:w10="urn:schemas-microsoft-com:office:word" xmlns:w="http://schemas.openxmlformats.org/wordprocessingml/2006/main" xmlns:w14="http://schemas.microsoft.com/office/word/2010/wordml" xmlns:w15="http://schemas.microsoft.com/office/word/2012/wordml" xmlns:wpg="http://schemas.microsoft.com/office/word/2010/wordprocessingGroup" xmlns:wpi="http://schemas.microsoft.com/office/word/2010/wordprocessingInk" xmlns:wne="http://schemas.microsoft.com/office/word/2006/wordml" xmlns:wps="http://schemas.microsoft.com/office/word/2010/wordprocessingShape" mc:Ignorable="w14 w15 wp14">
+  <w:endnote w:type="separator" w:id="-1">
+    <w:p>
+      <w:r>
+        <w:separator/>
+      </w:r>
+    </w:p>
+  </w:endnote>
+  <w:endnote w:type="continuationSeparator" w:id="0">
+    <w:p>
+      <w:r>
+        <w:continuationSeparator/>
+      </w:r>
+    </w:p>
+  </w:endnote>
+</w:endnotes>
 </file>
 
 <file path=word/footer1.xml><?xml version="1.0" encoding="utf-8"?>
@@ -1458,6 +1485,25 @@
     </w:pPr>
   </w:p>
 </w:ftr>
+</file>
+
+<file path=word/footnotes.xml><?xml version="1.0" encoding="utf-8"?>
+<w:footnotes xmlns:wpc="http://schemas.microsoft.com/office/word/2010/wordprocessingCanvas" xmlns:mc="http://schemas.openxmlformats.org/markup-compatibility/2006" xmlns:o="urn:schemas-microsoft-com:office:office" xmlns:r="http://schemas.openxmlformats.org/officeDocument/2006/relationships" xmlns:m="http://schemas.openxmlformats.org/officeDocument/2006/math" xmlns:v="urn:schemas-microsoft-com:vml" xmlns:wp14="http://schemas.microsoft.com/office/word/2010/wordprocessingDrawing" xmlns:wp="http://schemas.openxmlformats.org/drawingml/2006/wordprocessingDrawing" xmlns:w10="urn:schemas-microsoft-com:office:word" xmlns:w="http://schemas.openxmlformats.org/wordprocessingml/2006/main" xmlns:w14="http://schemas.microsoft.com/office/word/2010/wordml" xmlns:w15="http://schemas.microsoft.com/office/word/2012/wordml" xmlns:wpg="http://schemas.microsoft.com/office/word/2010/wordprocessingGroup" xmlns:wpi="http://schemas.microsoft.com/office/word/2010/wordprocessingInk" xmlns:wne="http://schemas.microsoft.com/office/word/2006/wordml" xmlns:wps="http://schemas.microsoft.com/office/word/2010/wordprocessingShape" mc:Ignorable="w14 w15 wp14">
+  <w:footnote w:type="separator" w:id="-1">
+    <w:p>
+      <w:r>
+        <w:separator/>
+      </w:r>
+    </w:p>
+  </w:footnote>
+  <w:footnote w:type="continuationSeparator" w:id="0">
+    <w:p>
+      <w:r>
+        <w:continuationSeparator/>
+      </w:r>
+    </w:p>
+  </w:footnote>
+</w:footnotes>
 </file>
 
 <file path=word/numbering.xml><?xml version="1.0" encoding="utf-8"?>
